--- a/docs/8 - SCREENING & VETTING/SF 02 OPT OUT Agreement.docx
+++ b/docs/8 - SCREENING & VETTING/SF 02 OPT OUT Agreement.docx
@@ -2,282 +2,6 @@
 <file path=word/document.xml><?xml version="1.0" encoding="utf-8"?>
 <w:document xmlns:wpc="http://schemas.microsoft.com/office/word/2010/wordprocessingCanvas" xmlns:mc="http://schemas.openxmlformats.org/markup-compatibility/2006" xmlns:o="urn:schemas-microsoft-com:office:office" xmlns:r="http://schemas.openxmlformats.org/officeDocument/2006/relationships" xmlns:m="http://schemas.openxmlformats.org/officeDocument/2006/math" xmlns:v="urn:schemas-microsoft-com:vml" xmlns:wp14="http://schemas.microsoft.com/office/word/2010/wordprocessingDrawing" xmlns:wp="http://schemas.openxmlformats.org/drawingml/2006/wordprocessingDrawing" xmlns:w10="urn:schemas-microsoft-com:office:word" xmlns:w="http://schemas.openxmlformats.org/wordprocessingml/2006/main" xmlns:w14="http://schemas.microsoft.com/office/word/2010/wordml" xmlns:w15="http://schemas.microsoft.com/office/word/2012/wordml" xmlns:wpg="http://schemas.microsoft.com/office/word/2010/wordprocessingGroup" xmlns:wpi="http://schemas.microsoft.com/office/word/2010/wordprocessingInk" xmlns:wne="http://schemas.microsoft.com/office/word/2006/wordml" xmlns:wps="http://schemas.microsoft.com/office/word/2010/wordprocessingShape" xmlns:cx="http://schemas.microsoft.com/office/drawing/2014/chartex" xmlns:cx1="http://schemas.microsoft.com/office/drawing/2015/9/8/chartex" xmlns:cx2="http://schemas.microsoft.com/office/drawing/2015/10/21/chartex" xmlns:cx3="http://schemas.microsoft.com/office/drawing/2016/5/9/chartex" xmlns:cx4="http://schemas.microsoft.com/office/drawing/2016/5/10/chartex" xmlns:cx5="http://schemas.microsoft.com/office/drawing/2016/5/11/chartex" xmlns:cx6="http://schemas.microsoft.com/office/drawing/2016/5/12/chartex" xmlns:cx7="http://schemas.microsoft.com/office/drawing/2016/5/13/chartex" xmlns:cx8="http://schemas.microsoft.com/office/drawing/2016/5/14/chartex" xmlns:aink="http://schemas.microsoft.com/office/drawing/2016/ink" xmlns:am3d="http://schemas.microsoft.com/office/drawing/2017/model3d" xmlns:w16cex="http://schemas.microsoft.com/office/word/2018/wordml/cex" xmlns:w16cid="http://schemas.microsoft.com/office/word/2016/wordml/cid" xmlns:w16="http://schemas.microsoft.com/office/word/2018/wordml" xmlns:w16sdtdh="http://schemas.microsoft.com/office/word/2020/wordml/sdtdatahash" xmlns:w16se="http://schemas.microsoft.com/office/word/2015/wordml/symex" mc:Ignorable="w14 w15 wp14">
   <w:body>
-    <w:tbl>
-      <w:tblPr>
-        <w:tblW w:type="dxa" w:w="9360"/>
-        <w:tblBorders>
-          <w:top w:val="single" w:color="auto" w:sz="4"/>
-          <w:left w:val="single" w:color="auto" w:sz="4"/>
-          <w:bottom w:val="single" w:color="auto" w:sz="4"/>
-          <w:right w:val="single" w:color="auto" w:sz="4"/>
-          <w:insideH w:val="single" w:color="auto" w:sz="4"/>
-          <w:insideV w:val="single" w:color="auto" w:sz="4"/>
-        </w:tblBorders>
-      </w:tblPr>
-      <w:tblGrid>
-        <w:gridCol w:w="2340"/>
-        <w:gridCol w:w="2340"/>
-        <w:gridCol w:w="2340"/>
-        <w:gridCol w:w="2340"/>
-      </w:tblGrid>
-      <w:tr>
-        <w:tc>
-          <w:tcPr>
-            <w:tcW w:type="dxa" w:w="2340"/>
-            <w:tcBorders>
-              <w:top w:val="single" w:color="D0D5DD" w:sz="4"/>
-              <w:left w:val="single" w:color="D0D5DD" w:sz="4"/>
-              <w:bottom w:val="single" w:color="D0D5DD" w:sz="4"/>
-              <w:right w:val="single" w:color="D0D5DD" w:sz="4"/>
-            </w:tcBorders>
-            <w:shd w:fill="F2F2F2" w:val="clear"/>
-            <w:tcMar>
-              <w:top w:type="dxa" w:w="30"/>
-              <w:left w:type="dxa" w:w="60"/>
-              <w:bottom w:type="dxa" w:w="30"/>
-              <w:right w:type="dxa" w:w="60"/>
-            </w:tcMar>
-          </w:tcPr>
-          <w:p>
-            <w:r>
-              <w:rPr>
-                <w:b/>
-                <w:bCs/>
-                <w:color w:val="13233F"/>
-                <w:sz w:val="15"/>
-                <w:szCs w:val="15"/>
-                <w:rFonts w:ascii="Arial" w:cs="Arial" w:eastAsia="Arial" w:hAnsi="Arial"/>
-              </w:rPr>
-              <w:t xml:space="preserve">Reference</w:t>
-            </w:r>
-          </w:p>
-        </w:tc>
-        <w:tc>
-          <w:tcPr>
-            <w:tcW w:type="dxa" w:w="2340"/>
-            <w:tcBorders>
-              <w:top w:val="single" w:color="D0D5DD" w:sz="4"/>
-              <w:left w:val="single" w:color="D0D5DD" w:sz="4"/>
-              <w:bottom w:val="single" w:color="D0D5DD" w:sz="4"/>
-              <w:right w:val="single" w:color="D0D5DD" w:sz="4"/>
-            </w:tcBorders>
-            <w:shd w:fill="FFFFFF" w:val="clear"/>
-            <w:tcMar>
-              <w:top w:type="dxa" w:w="30"/>
-              <w:left w:type="dxa" w:w="60"/>
-              <w:bottom w:type="dxa" w:w="30"/>
-              <w:right w:type="dxa" w:w="60"/>
-            </w:tcMar>
-          </w:tcPr>
-          <w:p>
-            <w:r>
-              <w:rPr>
-                <w:b w:val="false"/>
-                <w:bCs w:val="false"/>
-                <w:color w:val="13233F"/>
-                <w:sz w:val="15"/>
-                <w:szCs w:val="15"/>
-                <w:rFonts w:ascii="Arial" w:cs="Arial" w:eastAsia="Arial" w:hAnsi="Arial"/>
-              </w:rPr>
-              <w:t xml:space="preserve">SF 02</w:t>
-            </w:r>
-          </w:p>
-        </w:tc>
-        <w:tc>
-          <w:tcPr>
-            <w:tcW w:type="dxa" w:w="2340"/>
-            <w:tcBorders>
-              <w:top w:val="single" w:color="D0D5DD" w:sz="4"/>
-              <w:left w:val="single" w:color="D0D5DD" w:sz="4"/>
-              <w:bottom w:val="single" w:color="D0D5DD" w:sz="4"/>
-              <w:right w:val="single" w:color="D0D5DD" w:sz="4"/>
-            </w:tcBorders>
-            <w:shd w:fill="F2F2F2" w:val="clear"/>
-            <w:tcMar>
-              <w:top w:type="dxa" w:w="30"/>
-              <w:left w:type="dxa" w:w="60"/>
-              <w:bottom w:type="dxa" w:w="30"/>
-              <w:right w:type="dxa" w:w="60"/>
-            </w:tcMar>
-          </w:tcPr>
-          <w:p>
-            <w:r>
-              <w:rPr>
-                <w:b/>
-                <w:bCs/>
-                <w:color w:val="13233F"/>
-                <w:sz w:val="15"/>
-                <w:szCs w:val="15"/>
-                <w:rFonts w:ascii="Arial" w:cs="Arial" w:eastAsia="Arial" w:hAnsi="Arial"/>
-              </w:rPr>
-              <w:t xml:space="preserve">Version</w:t>
-            </w:r>
-          </w:p>
-        </w:tc>
-        <w:tc>
-          <w:tcPr>
-            <w:tcW w:type="dxa" w:w="2340"/>
-            <w:tcBorders>
-              <w:top w:val="single" w:color="D0D5DD" w:sz="4"/>
-              <w:left w:val="single" w:color="D0D5DD" w:sz="4"/>
-              <w:bottom w:val="single" w:color="D0D5DD" w:sz="4"/>
-              <w:right w:val="single" w:color="D0D5DD" w:sz="4"/>
-            </w:tcBorders>
-            <w:shd w:fill="FFFFFF" w:val="clear"/>
-            <w:tcMar>
-              <w:top w:type="dxa" w:w="30"/>
-              <w:left w:type="dxa" w:w="60"/>
-              <w:bottom w:type="dxa" w:w="30"/>
-              <w:right w:type="dxa" w:w="60"/>
-            </w:tcMar>
-          </w:tcPr>
-          <w:p>
-            <w:r>
-              <w:rPr>
-                <w:b w:val="false"/>
-                <w:bCs w:val="false"/>
-                <w:color w:val="13233F"/>
-                <w:sz w:val="15"/>
-                <w:szCs w:val="15"/>
-                <w:rFonts w:ascii="Arial" w:cs="Arial" w:eastAsia="Arial" w:hAnsi="Arial"/>
-              </w:rPr>
-              <w:t xml:space="preserve">2.0</w:t>
-            </w:r>
-          </w:p>
-        </w:tc>
-      </w:tr>
-      <w:tr>
-        <w:tc>
-          <w:tcPr>
-            <w:tcW w:type="dxa" w:w="2340"/>
-            <w:tcBorders>
-              <w:top w:val="single" w:color="D0D5DD" w:sz="4"/>
-              <w:left w:val="single" w:color="D0D5DD" w:sz="4"/>
-              <w:bottom w:val="single" w:color="D0D5DD" w:sz="4"/>
-              <w:right w:val="single" w:color="D0D5DD" w:sz="4"/>
-            </w:tcBorders>
-            <w:shd w:fill="F2F2F2" w:val="clear"/>
-            <w:tcMar>
-              <w:top w:type="dxa" w:w="30"/>
-              <w:left w:type="dxa" w:w="60"/>
-              <w:bottom w:type="dxa" w:w="30"/>
-              <w:right w:type="dxa" w:w="60"/>
-            </w:tcMar>
-          </w:tcPr>
-          <w:p>
-            <w:r>
-              <w:rPr>
-                <w:b/>
-                <w:bCs/>
-                <w:color w:val="13233F"/>
-                <w:sz w:val="15"/>
-                <w:szCs w:val="15"/>
-                <w:rFonts w:ascii="Arial" w:cs="Arial" w:eastAsia="Arial" w:hAnsi="Arial"/>
-              </w:rPr>
-              <w:t xml:space="preserve">Issue Date</w:t>
-            </w:r>
-          </w:p>
-        </w:tc>
-        <w:tc>
-          <w:tcPr>
-            <w:tcW w:type="dxa" w:w="2340"/>
-            <w:tcBorders>
-              <w:top w:val="single" w:color="D0D5DD" w:sz="4"/>
-              <w:left w:val="single" w:color="D0D5DD" w:sz="4"/>
-              <w:bottom w:val="single" w:color="D0D5DD" w:sz="4"/>
-              <w:right w:val="single" w:color="D0D5DD" w:sz="4"/>
-            </w:tcBorders>
-            <w:shd w:fill="FFFFFF" w:val="clear"/>
-            <w:tcMar>
-              <w:top w:type="dxa" w:w="30"/>
-              <w:left w:type="dxa" w:w="60"/>
-              <w:bottom w:type="dxa" w:w="30"/>
-              <w:right w:type="dxa" w:w="60"/>
-            </w:tcMar>
-          </w:tcPr>
-          <w:p>
-            <w:r>
-              <w:rPr>
-                <w:b w:val="false"/>
-                <w:bCs w:val="false"/>
-                <w:color w:val="13233F"/>
-                <w:sz w:val="15"/>
-                <w:szCs w:val="15"/>
-                <w:rFonts w:ascii="Arial" w:cs="Arial" w:eastAsia="Arial" w:hAnsi="Arial"/>
-              </w:rPr>
-              <w:t xml:space="preserve">10/02/2026</w:t>
-            </w:r>
-          </w:p>
-        </w:tc>
-        <w:tc>
-          <w:tcPr>
-            <w:tcW w:type="dxa" w:w="2340"/>
-            <w:tcBorders>
-              <w:top w:val="single" w:color="D0D5DD" w:sz="4"/>
-              <w:left w:val="single" w:color="D0D5DD" w:sz="4"/>
-              <w:bottom w:val="single" w:color="D0D5DD" w:sz="4"/>
-              <w:right w:val="single" w:color="D0D5DD" w:sz="4"/>
-            </w:tcBorders>
-            <w:shd w:fill="F2F2F2" w:val="clear"/>
-            <w:tcMar>
-              <w:top w:type="dxa" w:w="30"/>
-              <w:left w:type="dxa" w:w="60"/>
-              <w:bottom w:type="dxa" w:w="30"/>
-              <w:right w:type="dxa" w:w="60"/>
-            </w:tcMar>
-          </w:tcPr>
-          <w:p>
-            <w:r>
-              <w:rPr>
-                <w:b/>
-                <w:bCs/>
-                <w:color w:val="13233F"/>
-                <w:sz w:val="15"/>
-                <w:szCs w:val="15"/>
-                <w:rFonts w:ascii="Arial" w:cs="Arial" w:eastAsia="Arial" w:hAnsi="Arial"/>
-              </w:rPr>
-              <w:t xml:space="preserve">Approved</w:t>
-            </w:r>
-          </w:p>
-        </w:tc>
-        <w:tc>
-          <w:tcPr>
-            <w:tcW w:type="dxa" w:w="2340"/>
-            <w:tcBorders>
-              <w:top w:val="single" w:color="D0D5DD" w:sz="4"/>
-              <w:left w:val="single" w:color="D0D5DD" w:sz="4"/>
-              <w:bottom w:val="single" w:color="D0D5DD" w:sz="4"/>
-              <w:right w:val="single" w:color="D0D5DD" w:sz="4"/>
-            </w:tcBorders>
-            <w:shd w:fill="FFFFFF" w:val="clear"/>
-            <w:tcMar>
-              <w:top w:type="dxa" w:w="30"/>
-              <w:left w:type="dxa" w:w="60"/>
-              <w:bottom w:type="dxa" w:w="30"/>
-              <w:right w:type="dxa" w:w="60"/>
-            </w:tcMar>
-          </w:tcPr>
-          <w:p>
-            <w:r>
-              <w:rPr>
-                <w:b w:val="false"/>
-                <w:bCs w:val="false"/>
-                <w:color w:val="13233F"/>
-                <w:sz w:val="15"/>
-                <w:szCs w:val="15"/>
-                <w:rFonts w:ascii="Arial" w:cs="Arial" w:eastAsia="Arial" w:hAnsi="Arial"/>
-              </w:rPr>
-              <w:t xml:space="preserve">MD</w:t>
-            </w:r>
-          </w:p>
-        </w:tc>
-      </w:tr>
-    </w:tbl>
-    <w:p>
-      <w:pPr>
-        <w:spacing w:after="200"/>
-      </w:pPr>
-    </w:p>
     <w:p>
       <w:pPr>
         <w:spacing w:after="40"/>
@@ -956,149 +680,6 @@
               </w:rPr>
               <w:t xml:space="preserve">{{APPLICANT_SIGNATURE_DATE}}</w:t>
             </w:r>
-          </w:p>
-        </w:tc>
-      </w:tr>
-    </w:tbl>
-    <w:p>
-      <w:pPr>
-        <w:spacing w:after="280"/>
-      </w:pPr>
-    </w:p>
-    <w:p>
-      <w:pPr>
-        <w:spacing w:after="60"/>
-      </w:pPr>
-      <w:r>
-        <w:rPr>
-          <w:b/>
-          <w:bCs/>
-          <w:color w:val="444444"/>
-          <w:sz w:val="16"/>
-          <w:szCs w:val="16"/>
-          <w:rFonts w:ascii="Arial" w:cs="Arial" w:eastAsia="Arial" w:hAnsi="Arial"/>
-        </w:rPr>
-        <w:t xml:space="preserve">FOR OFFICE USE ONLY</w:t>
-      </w:r>
-    </w:p>
-    <w:tbl>
-      <w:tblPr>
-        <w:tblW w:type="dxa" w:w="9360"/>
-        <w:tblBorders>
-          <w:top w:val="single" w:color="auto" w:sz="4"/>
-          <w:left w:val="single" w:color="auto" w:sz="4"/>
-          <w:bottom w:val="single" w:color="auto" w:sz="4"/>
-          <w:right w:val="single" w:color="auto" w:sz="4"/>
-          <w:insideH w:val="single" w:color="auto" w:sz="4"/>
-          <w:insideV w:val="single" w:color="auto" w:sz="4"/>
-        </w:tblBorders>
-      </w:tblPr>
-      <w:tblGrid>
-        <w:gridCol w:w="3120"/>
-        <w:gridCol w:w="3120"/>
-        <w:gridCol w:w="3120"/>
-      </w:tblGrid>
-      <w:tr>
-        <w:tc>
-          <w:tcPr>
-            <w:tcW w:type="dxa" w:w="3120"/>
-            <w:tcBorders>
-              <w:top w:val="single" w:color="D0D5DD" w:sz="4"/>
-              <w:left w:val="single" w:color="D0D5DD" w:sz="4"/>
-              <w:bottom w:val="single" w:color="D0D5DD" w:sz="4"/>
-              <w:right w:val="single" w:color="D0D5DD" w:sz="4"/>
-            </w:tcBorders>
-            <w:shd w:fill="F2F2F2" w:val="clear"/>
-            <w:tcMar>
-              <w:top w:type="dxa" w:w="80"/>
-              <w:left w:type="dxa" w:w="80"/>
-              <w:bottom w:type="dxa" w:w="80"/>
-              <w:right w:type="dxa" w:w="80"/>
-            </w:tcMar>
-          </w:tcPr>
-          <w:p>
-            <w:r>
-              <w:rPr>
-                <w:color w:val="444444"/>
-                <w:sz w:val="16"/>
-                <w:szCs w:val="16"/>
-                <w:rFonts w:ascii="Arial" w:cs="Arial" w:eastAsia="Arial" w:hAnsi="Arial"/>
-              </w:rPr>
-              <w:t xml:space="preserve">Received by:</w:t>
-            </w:r>
-          </w:p>
-          <w:p>
-            <w:pPr>
-              <w:spacing w:after="200"/>
-            </w:pPr>
-          </w:p>
-        </w:tc>
-        <w:tc>
-          <w:tcPr>
-            <w:tcW w:type="dxa" w:w="3120"/>
-            <w:tcBorders>
-              <w:top w:val="single" w:color="D0D5DD" w:sz="4"/>
-              <w:left w:val="single" w:color="D0D5DD" w:sz="4"/>
-              <w:bottom w:val="single" w:color="D0D5DD" w:sz="4"/>
-              <w:right w:val="single" w:color="D0D5DD" w:sz="4"/>
-            </w:tcBorders>
-            <w:shd w:fill="F2F2F2" w:val="clear"/>
-            <w:tcMar>
-              <w:top w:type="dxa" w:w="80"/>
-              <w:left w:type="dxa" w:w="80"/>
-              <w:bottom w:type="dxa" w:w="80"/>
-              <w:right w:type="dxa" w:w="80"/>
-            </w:tcMar>
-          </w:tcPr>
-          <w:p>
-            <w:r>
-              <w:rPr>
-                <w:color w:val="444444"/>
-                <w:sz w:val="16"/>
-                <w:szCs w:val="16"/>
-                <w:rFonts w:ascii="Arial" w:cs="Arial" w:eastAsia="Arial" w:hAnsi="Arial"/>
-              </w:rPr>
-              <w:t xml:space="preserve">Date received:</w:t>
-            </w:r>
-          </w:p>
-          <w:p>
-            <w:pPr>
-              <w:spacing w:after="200"/>
-            </w:pPr>
-          </w:p>
-        </w:tc>
-        <w:tc>
-          <w:tcPr>
-            <w:tcW w:type="dxa" w:w="3120"/>
-            <w:tcBorders>
-              <w:top w:val="single" w:color="D0D5DD" w:sz="4"/>
-              <w:left w:val="single" w:color="D0D5DD" w:sz="4"/>
-              <w:bottom w:val="single" w:color="D0D5DD" w:sz="4"/>
-              <w:right w:val="single" w:color="D0D5DD" w:sz="4"/>
-            </w:tcBorders>
-            <w:shd w:fill="F2F2F2" w:val="clear"/>
-            <w:tcMar>
-              <w:top w:type="dxa" w:w="80"/>
-              <w:left w:type="dxa" w:w="80"/>
-              <w:bottom w:type="dxa" w:w="80"/>
-              <w:right w:type="dxa" w:w="80"/>
-            </w:tcMar>
-          </w:tcPr>
-          <w:p>
-            <w:r>
-              <w:rPr>
-                <w:color w:val="444444"/>
-                <w:sz w:val="16"/>
-                <w:szCs w:val="16"/>
-                <w:rFonts w:ascii="Arial" w:cs="Arial" w:eastAsia="Arial" w:hAnsi="Arial"/>
-              </w:rPr>
-              <w:t xml:space="preserve">File ref:</w:t>
-            </w:r>
-          </w:p>
-          <w:p>
-            <w:pPr>
-              <w:spacing w:after="200"/>
-            </w:pPr>
           </w:p>
         </w:tc>
       </w:tr>
